--- a/Job Hunt 2026/2026-09-09 - Turning Point Action - Media Administrator/Joshua_Chappell_Resume_TurningPointAction_Media.docx
+++ b/Job Hunt 2026/2026-09-09 - Turning Point Action - Media Administrator/Joshua_Chappell_Resume_TurningPointAction_Media.docx
@@ -13,8 +13,8 @@
           <w:b/>
           <w:bCs/>
           <w:spacing w:val="20"/>
-          <w:sz w:val="28"/>
-          <w:szCs w:val="28"/>
+          <w:sz w:val="29"/>
+          <w:szCs w:val="29"/>
         </w:rPr>
         <w:t xml:space="preserve">JOSHUA CHAPPELL</w:t>
       </w:r>
@@ -28,18 +28,18 @@
         <w:rPr>
           <w:rFonts w:ascii="Calibri" w:cs="Calibri" w:eastAsia="Calibri" w:hAnsi="Calibri"/>
           <w:color w:val="333333"/>
-          <w:sz w:val="22"/>
-          <w:szCs w:val="22"/>
-        </w:rPr>
-        <w:t xml:space="preserve">Mesa, AZ  •  480-586-7959  •  </w:t>
-      </w:r>
-      <w:hyperlink w:history="1" r:id="rIdexjdbk13uqcvulaivvk9m">
+          <w:sz w:val="23"/>
+          <w:szCs w:val="23"/>
+        </w:rPr>
+        <w:t xml:space="preserve">Mesa, AZ • 480-586-7959 • </w:t>
+      </w:r>
+      <w:hyperlink w:history="1" r:id="rIdkwjihp48hlnh-ezilrxef">
         <w:r>
           <w:rPr>
             <w:rFonts w:ascii="Calibri" w:cs="Calibri" w:eastAsia="Calibri" w:hAnsi="Calibri"/>
             <w:color w:val="1A4D8F"/>
-            <w:sz w:val="22"/>
-            <w:szCs w:val="22"/>
+            <w:sz w:val="23"/>
+            <w:szCs w:val="23"/>
           </w:rPr>
           <w:t xml:space="preserve">jchappellmedia@gmail.com</w:t>
         </w:r>
@@ -49,13 +49,13 @@
       <w:pPr>
         <w:jc w:val="center"/>
       </w:pPr>
-      <w:hyperlink w:history="1" r:id="rIdbzskqeo3grccef9a7vfli">
+      <w:hyperlink w:history="1" r:id="rIdd3l6kthmneljdrtxirhar">
         <w:r>
           <w:rPr>
             <w:rFonts w:ascii="Calibri" w:cs="Calibri" w:eastAsia="Calibri" w:hAnsi="Calibri"/>
             <w:color w:val="1A4D8F"/>
-            <w:sz w:val="22"/>
-            <w:szCs w:val="22"/>
+            <w:sz w:val="23"/>
+            <w:szCs w:val="23"/>
           </w:rPr>
           <w:t xml:space="preserve">Portfolio</w:t>
         </w:r>
@@ -64,18 +64,18 @@
         <w:rPr>
           <w:rFonts w:ascii="Calibri" w:cs="Calibri" w:eastAsia="Calibri" w:hAnsi="Calibri"/>
           <w:color w:val="333333"/>
-          <w:sz w:val="22"/>
-          <w:szCs w:val="22"/>
-        </w:rPr>
-        <w:t xml:space="preserve">  •  </w:t>
-      </w:r>
-      <w:hyperlink w:history="1" r:id="rIdtc5pdyyp_genhjoernrtc">
+          <w:sz w:val="23"/>
+          <w:szCs w:val="23"/>
+        </w:rPr>
+        <w:t xml:space="preserve"> • </w:t>
+      </w:r>
+      <w:hyperlink w:history="1" r:id="rId9lnw9qcswsajvdpfwiqbg">
         <w:r>
           <w:rPr>
             <w:rFonts w:ascii="Calibri" w:cs="Calibri" w:eastAsia="Calibri" w:hAnsi="Calibri"/>
             <w:color w:val="1A4D8F"/>
-            <w:sz w:val="22"/>
-            <w:szCs w:val="22"/>
+            <w:sz w:val="23"/>
+            <w:szCs w:val="23"/>
           </w:rPr>
           <w:t xml:space="preserve">YouTube</w:t>
         </w:r>
@@ -84,18 +84,18 @@
         <w:rPr>
           <w:rFonts w:ascii="Calibri" w:cs="Calibri" w:eastAsia="Calibri" w:hAnsi="Calibri"/>
           <w:color w:val="333333"/>
-          <w:sz w:val="22"/>
-          <w:szCs w:val="22"/>
-        </w:rPr>
-        <w:t xml:space="preserve">  •  </w:t>
-      </w:r>
-      <w:hyperlink w:history="1" r:id="rIdfp7j3ylqu2cwz7soksjtq">
+          <w:sz w:val="23"/>
+          <w:szCs w:val="23"/>
+        </w:rPr>
+        <w:t xml:space="preserve"> • </w:t>
+      </w:r>
+      <w:hyperlink w:history="1" r:id="rIdvx-jd6vunrj7krpgsvyge">
         <w:r>
           <w:rPr>
             <w:rFonts w:ascii="Calibri" w:cs="Calibri" w:eastAsia="Calibri" w:hAnsi="Calibri"/>
             <w:color w:val="1A4D8F"/>
-            <w:sz w:val="22"/>
-            <w:szCs w:val="22"/>
+            <w:sz w:val="23"/>
+            <w:szCs w:val="23"/>
           </w:rPr>
           <w:t xml:space="preserve">LinkedIn</w:t>
         </w:r>
@@ -103,15 +103,15 @@
     </w:p>
     <w:p>
       <w:pPr>
-        <w:spacing w:after="109" w:before="192" w:line="283"/>
+        <w:spacing w:after="116" w:before="201" w:line="288"/>
         <w:jc w:val="both"/>
       </w:pPr>
       <w:r>
         <w:rPr>
           <w:rFonts w:ascii="Calibri" w:cs="Calibri" w:eastAsia="Calibri" w:hAnsi="Calibri"/>
           <w:color w:val="1A1A1A"/>
-          <w:sz w:val="22"/>
-          <w:szCs w:val="22"/>
+          <w:sz w:val="23"/>
+          <w:szCs w:val="23"/>
         </w:rPr>
         <w:t xml:space="preserve">Video editor with seven-plus years cutting long-form and short-form content for brands, campaigns, and social platforms. Delivered 200+ videos that reached millions on TV, paid social, and organic channels, and built a social initiative that earned more than 20x the engagement of standard content. Works fast and organized, with 98% of projects delivered on time and 92% within budget.</w:t>
       </w:r>
@@ -121,7 +121,7 @@
         <w:pBdr>
           <w:bottom w:val="single" w:color="1A4D8F" w:sz="8" w:space="1"/>
         </w:pBdr>
-        <w:spacing w:after="129" w:before="235"/>
+        <w:spacing w:after="136" w:before="246"/>
       </w:pPr>
       <w:r>
         <w:rPr>
@@ -149,8 +149,8 @@
           <w:b/>
           <w:bCs/>
           <w:color w:val="1A1A1A"/>
-          <w:sz w:val="22"/>
-          <w:szCs w:val="22"/>
+          <w:sz w:val="23"/>
+          <w:szCs w:val="23"/>
         </w:rPr>
         <w:t xml:space="preserve">Charter One</w:t>
       </w:r>
@@ -158,8 +158,8 @@
         <w:rPr>
           <w:rFonts w:ascii="Calibri" w:cs="Calibri" w:eastAsia="Calibri" w:hAnsi="Calibri"/>
           <w:color w:val="1A1A1A"/>
-          <w:sz w:val="22"/>
-          <w:szCs w:val="22"/>
+          <w:sz w:val="23"/>
+          <w:szCs w:val="23"/>
         </w:rPr>
         <w:t xml:space="preserve">, Media Specialist</w:t>
       </w:r>
@@ -170,7 +170,7 @@
           <w:sz w:val="21"/>
           <w:szCs w:val="21"/>
         </w:rPr>
-        <w:t xml:space="preserve">	Mesa, AZ  |  2025 - Present</w:t>
+        <w:t xml:space="preserve">	Mesa, AZ | 2025 - Present</w:t>
       </w:r>
     </w:p>
     <w:p>
@@ -183,15 +183,15 @@
         <w:tabs>
           <w:tab w:val="left" w:pos="280"/>
         </w:tabs>
-        <w:spacing w:after="68" w:line="283"/>
-        <w:ind w:left="280" w:hanging="280"/>
-      </w:pPr>
-      <w:r>
-        <w:rPr>
-          <w:rFonts w:ascii="Calibri" w:cs="Calibri" w:eastAsia="Calibri" w:hAnsi="Calibri"/>
-          <w:color w:val="1A1A1A"/>
-          <w:sz w:val="22"/>
-          <w:szCs w:val="22"/>
+        <w:spacing w:after="73" w:line="288"/>
+        <w:ind w:left="280" w:hanging="280"/>
+      </w:pPr>
+      <w:r>
+        <w:rPr>
+          <w:rFonts w:ascii="Calibri" w:cs="Calibri" w:eastAsia="Calibri" w:hAnsi="Calibri"/>
+          <w:color w:val="1A1A1A"/>
+          <w:sz w:val="23"/>
+          <w:szCs w:val="23"/>
         </w:rPr>
         <w:t xml:space="preserve">Created and led a social content initiative that earned more than 20x the engagement of standard content.</w:t>
       </w:r>
@@ -206,15 +206,15 @@
         <w:tabs>
           <w:tab w:val="left" w:pos="280"/>
         </w:tabs>
-        <w:spacing w:after="68" w:line="283"/>
-        <w:ind w:left="280" w:hanging="280"/>
-      </w:pPr>
-      <w:r>
-        <w:rPr>
-          <w:rFonts w:ascii="Calibri" w:cs="Calibri" w:eastAsia="Calibri" w:hAnsi="Calibri"/>
-          <w:color w:val="1A1A1A"/>
-          <w:sz w:val="22"/>
-          <w:szCs w:val="22"/>
+        <w:spacing w:after="73" w:line="288"/>
+        <w:ind w:left="280" w:hanging="280"/>
+      </w:pPr>
+      <w:r>
+        <w:rPr>
+          <w:rFonts w:ascii="Calibri" w:cs="Calibri" w:eastAsia="Calibri" w:hAnsi="Calibri"/>
+          <w:color w:val="1A1A1A"/>
+          <w:sz w:val="23"/>
+          <w:szCs w:val="23"/>
         </w:rPr>
         <w:t xml:space="preserve">Created and led a video initiative that raised click-through rates for running ads by over 200%.</w:t>
       </w:r>
@@ -229,15 +229,15 @@
         <w:tabs>
           <w:tab w:val="left" w:pos="280"/>
         </w:tabs>
-        <w:spacing w:after="68" w:line="283"/>
-        <w:ind w:left="280" w:hanging="280"/>
-      </w:pPr>
-      <w:r>
-        <w:rPr>
-          <w:rFonts w:ascii="Calibri" w:cs="Calibri" w:eastAsia="Calibri" w:hAnsi="Calibri"/>
-          <w:color w:val="1A1A1A"/>
-          <w:sz w:val="22"/>
-          <w:szCs w:val="22"/>
+        <w:spacing w:after="73" w:line="288"/>
+        <w:ind w:left="280" w:hanging="280"/>
+      </w:pPr>
+      <w:r>
+        <w:rPr>
+          <w:rFonts w:ascii="Calibri" w:cs="Calibri" w:eastAsia="Calibri" w:hAnsi="Calibri"/>
+          <w:color w:val="1A1A1A"/>
+          <w:sz w:val="23"/>
+          <w:szCs w:val="23"/>
         </w:rPr>
         <w:t xml:space="preserve">Led video initiatives that drove paid and organic engagement by over 100%.</w:t>
       </w:r>
@@ -252,15 +252,15 @@
         <w:tabs>
           <w:tab w:val="left" w:pos="280"/>
         </w:tabs>
-        <w:spacing w:after="68" w:line="283"/>
-        <w:ind w:left="280" w:hanging="280"/>
-      </w:pPr>
-      <w:r>
-        <w:rPr>
-          <w:rFonts w:ascii="Calibri" w:cs="Calibri" w:eastAsia="Calibri" w:hAnsi="Calibri"/>
-          <w:color w:val="1A1A1A"/>
-          <w:sz w:val="22"/>
-          <w:szCs w:val="22"/>
+        <w:spacing w:after="73" w:line="288"/>
+        <w:ind w:left="280" w:hanging="280"/>
+      </w:pPr>
+      <w:r>
+        <w:rPr>
+          <w:rFonts w:ascii="Calibri" w:cs="Calibri" w:eastAsia="Calibri" w:hAnsi="Calibri"/>
+          <w:color w:val="1A1A1A"/>
+          <w:sz w:val="23"/>
+          <w:szCs w:val="23"/>
         </w:rPr>
         <w:t xml:space="preserve">Built AI content workflows that cut production times in half while keeping stories authentic.</w:t>
       </w:r>
@@ -270,7 +270,7 @@
         <w:tabs>
           <w:tab w:val="right" w:pos="10800"/>
         </w:tabs>
-        <w:spacing w:after="20" w:before="195"/>
+        <w:spacing w:after="20" w:before="206"/>
       </w:pPr>
       <w:r>
         <w:rPr>
@@ -278,8 +278,8 @@
           <w:b/>
           <w:bCs/>
           <w:color w:val="1A1A1A"/>
-          <w:sz w:val="22"/>
-          <w:szCs w:val="22"/>
+          <w:sz w:val="23"/>
+          <w:szCs w:val="23"/>
         </w:rPr>
         <w:t xml:space="preserve">Lightbox Digital</w:t>
       </w:r>
@@ -287,8 +287,8 @@
         <w:rPr>
           <w:rFonts w:ascii="Calibri" w:cs="Calibri" w:eastAsia="Calibri" w:hAnsi="Calibri"/>
           <w:color w:val="1A1A1A"/>
-          <w:sz w:val="22"/>
-          <w:szCs w:val="22"/>
+          <w:sz w:val="23"/>
+          <w:szCs w:val="23"/>
         </w:rPr>
         <w:t xml:space="preserve">, Owner / Producer</w:t>
       </w:r>
@@ -299,7 +299,7 @@
           <w:sz w:val="21"/>
           <w:szCs w:val="21"/>
         </w:rPr>
-        <w:t xml:space="preserve">	Glendale, AZ  |  Sep 2019 - Present</w:t>
+        <w:t xml:space="preserve">	Glendale, AZ | Sep 2019 - Present</w:t>
       </w:r>
     </w:p>
     <w:p>
@@ -312,15 +312,15 @@
         <w:tabs>
           <w:tab w:val="left" w:pos="280"/>
         </w:tabs>
-        <w:spacing w:after="68" w:line="283"/>
-        <w:ind w:left="280" w:hanging="280"/>
-      </w:pPr>
-      <w:r>
-        <w:rPr>
-          <w:rFonts w:ascii="Calibri" w:cs="Calibri" w:eastAsia="Calibri" w:hAnsi="Calibri"/>
-          <w:color w:val="1A1A1A"/>
-          <w:sz w:val="22"/>
-          <w:szCs w:val="22"/>
+        <w:spacing w:after="73" w:line="288"/>
+        <w:ind w:left="280" w:hanging="280"/>
+      </w:pPr>
+      <w:r>
+        <w:rPr>
+          <w:rFonts w:ascii="Calibri" w:cs="Calibri" w:eastAsia="Calibri" w:hAnsi="Calibri"/>
+          <w:color w:val="1A1A1A"/>
+          <w:sz w:val="23"/>
+          <w:szCs w:val="23"/>
         </w:rPr>
         <w:t xml:space="preserve">Edited long-form corporate documentaries and interviews in Premiere Pro, DaVinci Resolve, and Final Cut Pro.</w:t>
       </w:r>
@@ -335,15 +335,15 @@
         <w:tabs>
           <w:tab w:val="left" w:pos="280"/>
         </w:tabs>
-        <w:spacing w:after="68" w:line="283"/>
-        <w:ind w:left="280" w:hanging="280"/>
-      </w:pPr>
-      <w:r>
-        <w:rPr>
-          <w:rFonts w:ascii="Calibri" w:cs="Calibri" w:eastAsia="Calibri" w:hAnsi="Calibri"/>
-          <w:color w:val="1A1A1A"/>
-          <w:sz w:val="22"/>
-          <w:szCs w:val="22"/>
+        <w:spacing w:after="73" w:line="288"/>
+        <w:ind w:left="280" w:hanging="280"/>
+      </w:pPr>
+      <w:r>
+        <w:rPr>
+          <w:rFonts w:ascii="Calibri" w:cs="Calibri" w:eastAsia="Calibri" w:hAnsi="Calibri"/>
+          <w:color w:val="1A1A1A"/>
+          <w:sz w:val="23"/>
+          <w:szCs w:val="23"/>
         </w:rPr>
         <w:t xml:space="preserve">Reached over a million people on YouTube teaching post-production techniques.</w:t>
       </w:r>
@@ -358,15 +358,15 @@
         <w:tabs>
           <w:tab w:val="left" w:pos="280"/>
         </w:tabs>
-        <w:spacing w:after="68" w:line="283"/>
-        <w:ind w:left="280" w:hanging="280"/>
-      </w:pPr>
-      <w:r>
-        <w:rPr>
-          <w:rFonts w:ascii="Calibri" w:cs="Calibri" w:eastAsia="Calibri" w:hAnsi="Calibri"/>
-          <w:color w:val="1A1A1A"/>
-          <w:sz w:val="22"/>
-          <w:szCs w:val="22"/>
+        <w:spacing w:after="73" w:line="288"/>
+        <w:ind w:left="280" w:hanging="280"/>
+      </w:pPr>
+      <w:r>
+        <w:rPr>
+          <w:rFonts w:ascii="Calibri" w:cs="Calibri" w:eastAsia="Calibri" w:hAnsi="Calibri"/>
+          <w:color w:val="1A1A1A"/>
+          <w:sz w:val="23"/>
+          <w:szCs w:val="23"/>
         </w:rPr>
         <w:t xml:space="preserve">Maintained an organized asset library in Frame.io and Dropbox, cutting search and retrieval time by over 50%.</w:t>
       </w:r>
@@ -381,15 +381,15 @@
         <w:tabs>
           <w:tab w:val="left" w:pos="280"/>
         </w:tabs>
-        <w:spacing w:after="68" w:line="283"/>
-        <w:ind w:left="280" w:hanging="280"/>
-      </w:pPr>
-      <w:r>
-        <w:rPr>
-          <w:rFonts w:ascii="Calibri" w:cs="Calibri" w:eastAsia="Calibri" w:hAnsi="Calibri"/>
-          <w:color w:val="1A1A1A"/>
-          <w:sz w:val="22"/>
-          <w:szCs w:val="22"/>
+        <w:spacing w:after="73" w:line="288"/>
+        <w:ind w:left="280" w:hanging="280"/>
+      </w:pPr>
+      <w:r>
+        <w:rPr>
+          <w:rFonts w:ascii="Calibri" w:cs="Calibri" w:eastAsia="Calibri" w:hAnsi="Calibri"/>
+          <w:color w:val="1A1A1A"/>
+          <w:sz w:val="23"/>
+          <w:szCs w:val="23"/>
         </w:rPr>
         <w:t xml:space="preserve">Architected motion graphics in After Effects and edited audio in Adobe Audition.</w:t>
       </w:r>
@@ -399,7 +399,7 @@
         <w:tabs>
           <w:tab w:val="right" w:pos="10800"/>
         </w:tabs>
-        <w:spacing w:after="20" w:before="195"/>
+        <w:spacing w:after="20" w:before="206"/>
       </w:pPr>
       <w:r>
         <w:rPr>
@@ -407,8 +407,8 @@
           <w:b/>
           <w:bCs/>
           <w:color w:val="1A1A1A"/>
-          <w:sz w:val="22"/>
-          <w:szCs w:val="22"/>
+          <w:sz w:val="23"/>
+          <w:szCs w:val="23"/>
         </w:rPr>
         <w:t xml:space="preserve">Grand Canyon Education</w:t>
       </w:r>
@@ -416,8 +416,8 @@
         <w:rPr>
           <w:rFonts w:ascii="Calibri" w:cs="Calibri" w:eastAsia="Calibri" w:hAnsi="Calibri"/>
           <w:color w:val="1A1A1A"/>
-          <w:sz w:val="22"/>
-          <w:szCs w:val="22"/>
+          <w:sz w:val="23"/>
+          <w:szCs w:val="23"/>
         </w:rPr>
         <w:t xml:space="preserve">, Videographer</w:t>
       </w:r>
@@ -428,7 +428,7 @@
           <w:sz w:val="21"/>
           <w:szCs w:val="21"/>
         </w:rPr>
-        <w:t xml:space="preserve">	Phoenix, AZ  |  Oct 2021 - Oct 2023</w:t>
+        <w:t xml:space="preserve">	Phoenix, AZ | Oct 2021 - Oct 2023</w:t>
       </w:r>
     </w:p>
     <w:p>
@@ -441,15 +441,15 @@
         <w:tabs>
           <w:tab w:val="left" w:pos="280"/>
         </w:tabs>
-        <w:spacing w:after="68" w:line="283"/>
-        <w:ind w:left="280" w:hanging="280"/>
-      </w:pPr>
-      <w:r>
-        <w:rPr>
-          <w:rFonts w:ascii="Calibri" w:cs="Calibri" w:eastAsia="Calibri" w:hAnsi="Calibri"/>
-          <w:color w:val="1A1A1A"/>
-          <w:sz w:val="22"/>
-          <w:szCs w:val="22"/>
+        <w:spacing w:after="73" w:line="288"/>
+        <w:ind w:left="280" w:hanging="280"/>
+      </w:pPr>
+      <w:r>
+        <w:rPr>
+          <w:rFonts w:ascii="Calibri" w:cs="Calibri" w:eastAsia="Calibri" w:hAnsi="Calibri"/>
+          <w:color w:val="1A1A1A"/>
+          <w:sz w:val="23"/>
+          <w:szCs w:val="23"/>
         </w:rPr>
         <w:t xml:space="preserve">Delivered 200+ videos over two years that reached millions on TV, paid social, and organic channels.</w:t>
       </w:r>
@@ -464,15 +464,15 @@
         <w:tabs>
           <w:tab w:val="left" w:pos="280"/>
         </w:tabs>
-        <w:spacing w:after="68" w:line="283"/>
-        <w:ind w:left="280" w:hanging="280"/>
-      </w:pPr>
-      <w:r>
-        <w:rPr>
-          <w:rFonts w:ascii="Calibri" w:cs="Calibri" w:eastAsia="Calibri" w:hAnsi="Calibri"/>
-          <w:color w:val="1A1A1A"/>
-          <w:sz w:val="22"/>
-          <w:szCs w:val="22"/>
+        <w:spacing w:after="73" w:line="288"/>
+        <w:ind w:left="280" w:hanging="280"/>
+      </w:pPr>
+      <w:r>
+        <w:rPr>
+          <w:rFonts w:ascii="Calibri" w:cs="Calibri" w:eastAsia="Calibri" w:hAnsi="Calibri"/>
+          <w:color w:val="1A1A1A"/>
+          <w:sz w:val="23"/>
+          <w:szCs w:val="23"/>
         </w:rPr>
         <w:t xml:space="preserve">Scripted original organic content with the marketing team.</w:t>
       </w:r>
@@ -487,15 +487,15 @@
         <w:tabs>
           <w:tab w:val="left" w:pos="280"/>
         </w:tabs>
-        <w:spacing w:after="68" w:line="283"/>
-        <w:ind w:left="280" w:hanging="280"/>
-      </w:pPr>
-      <w:r>
-        <w:rPr>
-          <w:rFonts w:ascii="Calibri" w:cs="Calibri" w:eastAsia="Calibri" w:hAnsi="Calibri"/>
-          <w:color w:val="1A1A1A"/>
-          <w:sz w:val="22"/>
-          <w:szCs w:val="22"/>
+        <w:spacing w:after="73" w:line="288"/>
+        <w:ind w:left="280" w:hanging="280"/>
+      </w:pPr>
+      <w:r>
+        <w:rPr>
+          <w:rFonts w:ascii="Calibri" w:cs="Calibri" w:eastAsia="Calibri" w:hAnsi="Calibri"/>
+          <w:color w:val="1A1A1A"/>
+          <w:sz w:val="23"/>
+          <w:szCs w:val="23"/>
         </w:rPr>
         <w:t xml:space="preserve">Catalyzed an alumni campaign shown during NCAA basketball broadcasts, lifting engagement.</w:t>
       </w:r>
@@ -510,15 +510,15 @@
         <w:tabs>
           <w:tab w:val="left" w:pos="280"/>
         </w:tabs>
-        <w:spacing w:after="68" w:line="283"/>
-        <w:ind w:left="280" w:hanging="280"/>
-      </w:pPr>
-      <w:r>
-        <w:rPr>
-          <w:rFonts w:ascii="Calibri" w:cs="Calibri" w:eastAsia="Calibri" w:hAnsi="Calibri"/>
-          <w:color w:val="1A1A1A"/>
-          <w:sz w:val="22"/>
-          <w:szCs w:val="22"/>
+        <w:spacing w:after="73" w:line="288"/>
+        <w:ind w:left="280" w:hanging="280"/>
+      </w:pPr>
+      <w:r>
+        <w:rPr>
+          <w:rFonts w:ascii="Calibri" w:cs="Calibri" w:eastAsia="Calibri" w:hAnsi="Calibri"/>
+          <w:color w:val="1A1A1A"/>
+          <w:sz w:val="23"/>
+          <w:szCs w:val="23"/>
         </w:rPr>
         <w:t xml:space="preserve">Led within a 15-person media team and synchronized departments with competing interests.</w:t>
       </w:r>
@@ -528,7 +528,7 @@
         <w:tabs>
           <w:tab w:val="right" w:pos="10800"/>
         </w:tabs>
-        <w:spacing w:after="20" w:before="195"/>
+        <w:spacing w:after="20" w:before="206"/>
       </w:pPr>
       <w:r>
         <w:rPr>
@@ -536,8 +536,8 @@
           <w:b/>
           <w:bCs/>
           <w:color w:val="1A1A1A"/>
-          <w:sz w:val="22"/>
-          <w:szCs w:val="22"/>
+          <w:sz w:val="23"/>
+          <w:szCs w:val="23"/>
         </w:rPr>
         <w:t xml:space="preserve">Arizona State Legislature</w:t>
       </w:r>
@@ -545,8 +545,8 @@
         <w:rPr>
           <w:rFonts w:ascii="Calibri" w:cs="Calibri" w:eastAsia="Calibri" w:hAnsi="Calibri"/>
           <w:color w:val="1A1A1A"/>
-          <w:sz w:val="22"/>
-          <w:szCs w:val="22"/>
+          <w:sz w:val="23"/>
+          <w:szCs w:val="23"/>
         </w:rPr>
         <w:t xml:space="preserve">, Video Producer</w:t>
       </w:r>
@@ -557,7 +557,7 @@
           <w:sz w:val="21"/>
           <w:szCs w:val="21"/>
         </w:rPr>
-        <w:t xml:space="preserve">	Phoenix, AZ  |  Feb 2025 - June 2025</w:t>
+        <w:t xml:space="preserve">	Phoenix, AZ | Feb 2025 - June 2025</w:t>
       </w:r>
     </w:p>
     <w:p>
@@ -570,15 +570,15 @@
         <w:tabs>
           <w:tab w:val="left" w:pos="280"/>
         </w:tabs>
-        <w:spacing w:after="68" w:line="283"/>
-        <w:ind w:left="280" w:hanging="280"/>
-      </w:pPr>
-      <w:r>
-        <w:rPr>
-          <w:rFonts w:ascii="Calibri" w:cs="Calibri" w:eastAsia="Calibri" w:hAnsi="Calibri"/>
-          <w:color w:val="1A1A1A"/>
-          <w:sz w:val="22"/>
-          <w:szCs w:val="22"/>
+        <w:spacing w:after="73" w:line="288"/>
+        <w:ind w:left="280" w:hanging="280"/>
+      </w:pPr>
+      <w:r>
+        <w:rPr>
+          <w:rFonts w:ascii="Calibri" w:cs="Calibri" w:eastAsia="Calibri" w:hAnsi="Calibri"/>
+          <w:color w:val="1A1A1A"/>
+          <w:sz w:val="23"/>
+          <w:szCs w:val="23"/>
         </w:rPr>
         <w:t xml:space="preserve">Produced political video for the Arizona Legislature during a critical stretch of the year.</w:t>
       </w:r>
@@ -593,15 +593,15 @@
         <w:tabs>
           <w:tab w:val="left" w:pos="280"/>
         </w:tabs>
-        <w:spacing w:after="68" w:line="283"/>
-        <w:ind w:left="280" w:hanging="280"/>
-      </w:pPr>
-      <w:r>
-        <w:rPr>
-          <w:rFonts w:ascii="Calibri" w:cs="Calibri" w:eastAsia="Calibri" w:hAnsi="Calibri"/>
-          <w:color w:val="1A1A1A"/>
-          <w:sz w:val="22"/>
-          <w:szCs w:val="22"/>
+        <w:spacing w:after="73" w:line="288"/>
+        <w:ind w:left="280" w:hanging="280"/>
+      </w:pPr>
+      <w:r>
+        <w:rPr>
+          <w:rFonts w:ascii="Calibri" w:cs="Calibri" w:eastAsia="Calibri" w:hAnsi="Calibri"/>
+          <w:color w:val="1A1A1A"/>
+          <w:sz w:val="23"/>
+          <w:szCs w:val="23"/>
         </w:rPr>
         <w:t xml:space="preserve">Documented prominent figures including Robert F. Kennedy Jr. and the AZ Speaker of the House.</w:t>
       </w:r>
@@ -616,15 +616,15 @@
         <w:tabs>
           <w:tab w:val="left" w:pos="280"/>
         </w:tabs>
-        <w:spacing w:after="68" w:line="283"/>
-        <w:ind w:left="280" w:hanging="280"/>
-      </w:pPr>
-      <w:r>
-        <w:rPr>
-          <w:rFonts w:ascii="Calibri" w:cs="Calibri" w:eastAsia="Calibri" w:hAnsi="Calibri"/>
-          <w:color w:val="1A1A1A"/>
-          <w:sz w:val="22"/>
-          <w:szCs w:val="22"/>
+        <w:spacing w:after="73" w:line="288"/>
+        <w:ind w:left="280" w:hanging="280"/>
+      </w:pPr>
+      <w:r>
+        <w:rPr>
+          <w:rFonts w:ascii="Calibri" w:cs="Calibri" w:eastAsia="Calibri" w:hAnsi="Calibri"/>
+          <w:color w:val="1A1A1A"/>
+          <w:sz w:val="23"/>
+          <w:szCs w:val="23"/>
         </w:rPr>
         <w:t xml:space="preserve">Coordinated with Communications teams across legislative bodies and chambers.</w:t>
       </w:r>
@@ -634,7 +634,7 @@
         <w:pBdr>
           <w:bottom w:val="single" w:color="1A4D8F" w:sz="8" w:space="1"/>
         </w:pBdr>
-        <w:spacing w:after="129" w:before="235"/>
+        <w:spacing w:after="136" w:before="246"/>
       </w:pPr>
       <w:r>
         <w:rPr>
@@ -651,14 +651,14 @@
     </w:p>
     <w:p>
       <w:pPr>
-        <w:spacing w:after="66"/>
-      </w:pPr>
-      <w:r>
-        <w:rPr>
-          <w:rFonts w:ascii="Calibri" w:cs="Calibri" w:eastAsia="Calibri" w:hAnsi="Calibri"/>
-          <w:color w:val="1A1A1A"/>
-          <w:sz w:val="22"/>
-          <w:szCs w:val="22"/>
+        <w:spacing w:after="71"/>
+      </w:pPr>
+      <w:r>
+        <w:rPr>
+          <w:rFonts w:ascii="Calibri" w:cs="Calibri" w:eastAsia="Calibri" w:hAnsi="Calibri"/>
+          <w:color w:val="1A1A1A"/>
+          <w:sz w:val="23"/>
+          <w:szCs w:val="23"/>
         </w:rPr>
         <w:t xml:space="preserve">Organizes and runs community events with a local church congregation.</w:t>
       </w:r>
@@ -668,7 +668,7 @@
         <w:pBdr>
           <w:bottom w:val="single" w:color="1A4D8F" w:sz="8" w:space="1"/>
         </w:pBdr>
-        <w:spacing w:after="129" w:before="235"/>
+        <w:spacing w:after="136" w:before="246"/>
       </w:pPr>
       <w:r>
         <w:rPr>
@@ -685,16 +685,16 @@
     </w:p>
     <w:p>
       <w:pPr>
-        <w:spacing w:line="297"/>
-      </w:pPr>
-      <w:r>
-        <w:rPr>
-          <w:rFonts w:ascii="Calibri" w:cs="Calibri" w:eastAsia="Calibri" w:hAnsi="Calibri"/>
-          <w:color w:val="1A1A1A"/>
-          <w:sz w:val="22"/>
-          <w:szCs w:val="22"/>
-        </w:rPr>
-        <w:t xml:space="preserve">Long-Form &amp; Short-Form Editing  •  Premiere Pro  •  DaVinci Resolve  •  Final Cut Pro  •  After Effects  •  Audition  •  Photoshop &amp; Lightroom  •  Motion Graphics  •  Social Platforms (Instagram, X, Facebook, YouTube)  •  Content &amp; Engagement Analytics  •  Cinematography &amp; Lighting  •  Asset Delivery (Frame.io, Dropbox)  •  AI-Assisted Production</w:t>
+        <w:spacing w:line="302"/>
+      </w:pPr>
+      <w:r>
+        <w:rPr>
+          <w:rFonts w:ascii="Calibri" w:cs="Calibri" w:eastAsia="Calibri" w:hAnsi="Calibri"/>
+          <w:color w:val="1A1A1A"/>
+          <w:sz w:val="23"/>
+          <w:szCs w:val="23"/>
+        </w:rPr>
+        <w:t xml:space="preserve">Long-Form &amp; Short-Form Editing • Premiere Pro • DaVinci Resolve • Final Cut Pro • After Effects • Audition • Photoshop &amp; Lightroom • Motion Graphics • Social Platforms (Instagram, X, Facebook, YouTube) • Content &amp; Engagement Analytics • Cinematography &amp; Lighting • Asset Delivery (Frame.io, Dropbox) • AI-Assisted Production</w:t>
       </w:r>
     </w:p>
     <w:p>
@@ -702,7 +702,7 @@
         <w:pBdr>
           <w:bottom w:val="single" w:color="1A4D8F" w:sz="8" w:space="1"/>
         </w:pBdr>
-        <w:spacing w:after="129" w:before="235"/>
+        <w:spacing w:after="136" w:before="246"/>
       </w:pPr>
       <w:r>
         <w:rPr>
@@ -719,7 +719,7 @@
     </w:p>
     <w:p>
       <w:pPr>
-        <w:spacing w:after="66"/>
+        <w:spacing w:after="71"/>
       </w:pPr>
       <w:r>
         <w:rPr>
@@ -727,8 +727,8 @@
           <w:b/>
           <w:bCs/>
           <w:color w:val="1A1A1A"/>
-          <w:sz w:val="22"/>
-          <w:szCs w:val="22"/>
+          <w:sz w:val="23"/>
+          <w:szCs w:val="23"/>
         </w:rPr>
         <w:t xml:space="preserve">Brigham Young University</w:t>
       </w:r>
@@ -736,8 +736,8 @@
         <w:rPr>
           <w:rFonts w:ascii="Calibri" w:cs="Calibri" w:eastAsia="Calibri" w:hAnsi="Calibri"/>
           <w:color w:val="1A1A1A"/>
-          <w:sz w:val="22"/>
-          <w:szCs w:val="22"/>
+          <w:sz w:val="23"/>
+          <w:szCs w:val="23"/>
         </w:rPr>
         <w:t xml:space="preserve">, Bachelor's in Media Arts </w:t>
       </w:r>
@@ -745,15 +745,15 @@
         <w:rPr>
           <w:rFonts w:ascii="Calibri" w:cs="Calibri" w:eastAsia="Calibri" w:hAnsi="Calibri"/>
           <w:color w:val="555555"/>
-          <w:sz w:val="22"/>
-          <w:szCs w:val="22"/>
+          <w:sz w:val="23"/>
+          <w:szCs w:val="23"/>
         </w:rPr>
         <w:t xml:space="preserve">| 2016</w:t>
       </w:r>
     </w:p>
     <w:p>
       <w:pPr>
-        <w:spacing w:after="66"/>
+        <w:spacing w:after="71"/>
       </w:pPr>
       <w:r>
         <w:rPr>
@@ -761,8 +761,8 @@
           <w:b/>
           <w:bCs/>
           <w:color w:val="1A1A1A"/>
-          <w:sz w:val="22"/>
-          <w:szCs w:val="22"/>
+          <w:sz w:val="23"/>
+          <w:szCs w:val="23"/>
         </w:rPr>
         <w:t xml:space="preserve">Western Governors University</w:t>
       </w:r>
@@ -770,8 +770,8 @@
         <w:rPr>
           <w:rFonts w:ascii="Calibri" w:cs="Calibri" w:eastAsia="Calibri" w:hAnsi="Calibri"/>
           <w:color w:val="1A1A1A"/>
-          <w:sz w:val="22"/>
-          <w:szCs w:val="22"/>
+          <w:sz w:val="23"/>
+          <w:szCs w:val="23"/>
         </w:rPr>
         <w:t xml:space="preserve">, Master's in Marketing, Marketing Analytics Specialization </w:t>
       </w:r>
@@ -779,8 +779,8 @@
         <w:rPr>
           <w:rFonts w:ascii="Calibri" w:cs="Calibri" w:eastAsia="Calibri" w:hAnsi="Calibri"/>
           <w:color w:val="555555"/>
-          <w:sz w:val="22"/>
-          <w:szCs w:val="22"/>
+          <w:sz w:val="23"/>
+          <w:szCs w:val="23"/>
         </w:rPr>
         <w:t xml:space="preserve">| Dec 2024</w:t>
       </w:r>
@@ -790,10 +790,10 @@
         <w:rPr>
           <w:rFonts w:ascii="Calibri" w:cs="Calibri" w:eastAsia="Calibri" w:hAnsi="Calibri"/>
           <w:color w:val="555555"/>
-          <w:sz w:val="22"/>
-          <w:szCs w:val="22"/>
-        </w:rPr>
-        <w:t xml:space="preserve">Google Digital Marketing &amp; E-Commerce  •  HubSpot Inbound Marketing  •  Part 107 Drone Operator License</w:t>
+          <w:sz w:val="23"/>
+          <w:szCs w:val="23"/>
+        </w:rPr>
+        <w:t xml:space="preserve">Google Digital Marketing &amp; E-Commerce • HubSpot Inbound Marketing • Part 107 Drone Operator License</w:t>
       </w:r>
     </w:p>
     <w:sectPr>
@@ -971,7 +971,7 @@
     <w:lvl w:ilvl="0" w:tentative="1">
       <w:start w:val="1"/>
       <w:numFmt w:val="bullet"/>
-      <w:lvlText w:val="▪"/>
+      <w:lvlText w:val="•"/>
       <w:lvlJc w:val="left"/>
       <w:pPr>
         <w:ind w:left="280" w:hanging="280"/>
@@ -1004,8 +1004,8 @@
     <w:rPrDefault>
       <w:rPr>
         <w:rFonts w:ascii="Calibri" w:cs="Calibri" w:eastAsia="Calibri" w:hAnsi="Calibri"/>
-        <w:sz w:val="22"/>
-        <w:szCs w:val="22"/>
+        <w:sz w:val="23"/>
+        <w:szCs w:val="23"/>
       </w:rPr>
     </w:rPrDefault>
     <w:pPrDefault/>
